--- a/Pentest-platform/docs/source/api-outline.docx
+++ b/Pentest-platform/docs/source/api-outline.docx
@@ -28,7 +28,7 @@
           <w:rFonts w:eastAsia="georgia" w:cs="georgia" w:ascii="georgia" w:hAnsi="georgia"/>
           <w:color w:val="000000"/>
         </w:rPr>
-        <w:t xml:space="preserve">Cyver’s help center states that its API is REST over HTTPS, uses JWT bearer authentication, and provides Swagger UI access, so this standalone version should mirror that developer experience.[cite:3]</w:t>
+        <w:t xml:space="preserve">the reference platform’s help center states that its API is REST over HTTPS, uses JWT bearer authentication, and provides Swagger UI access, so this standalone version should mirror that developer experience.[cite:3]</w:t>
       </w:r>
     </w:p>
     <w:p>
